--- a/templates/warning/verejtje-me-goje.docx
+++ b/templates/warning/verejtje-me-goje.docx
@@ -79,7 +79,7 @@
         <w:rPr>
           <w:rFonts w:ascii="Calibri" w:cs="Calibri" w:eastAsia="Calibri" w:hAnsi="Calibri"/>
         </w:rPr>
-        <w:t xml:space="preserve">Punëdhënësi: {{company_name}}, me seli në {{company_address}}, numri i biznesit {{company_nrb}}, i përfaqësuar nga {{authorized_person_name}} ({{authorized_person_position}}).</w:t>
+        <w:t xml:space="preserve">Punëdhënësi: {{company_name}}, me seli në {{company_address}}, NUI {{company_nui}}, i përfaqësuar nga {{authorized_person_name}} ({{authorized_person_position}}).</w:t>
       </w:r>
     </w:p>
     <w:p>
